--- a/la-royal-event/client-package/kair-zakazchiku.docx
+++ b/la-royal-event/client-package/kair-zakazchiku.docx
@@ -258,7 +258,7 @@
     </w:p>
     <w:p>
       <w:r>
-        <w:t>Тема: Каир, четыре часа, которые ваша команда будет вспоминать весь год</w:t>
+        <w:t>Тема: квест в старом Каире для вашей команды, 4 часа</w:t>
       </w:r>
     </w:p>
     <w:p>
@@ -268,27 +268,7 @@
     </w:p>
     <w:p>
       <w:r>
-        <w:t>Предлагаю на {{дату}} программу «Четыре руки, одно письмо» — четыре часа в историческом Каире для {{30}} человек.</w:t>
-      </w:r>
-    </w:p>
-    <w:p>
-      <w:r>
-        <w:t>Письмо шло к вашей команде семьсот лет и не дошло. Его несли четверо: каллиграф, хозяйка постоялого двора, медник и переписчик. Один подменил текст, и доказать, кто именно, предстоит вашим людям.</w:t>
-      </w:r>
-    </w:p>
-    <w:p>
-      <w:r>
-        <w:t>Группа делится на команды по пять человек, у каждого своя роль и свой предмет в руках. Начинаем у северных ворот города, идём по улице Аль-Муизз и заканчиваем у южных, Баб-Зувейлы: ровно тот путь, которым письмо ушло из Каира.</w:t>
-      </w:r>
-    </w:p>
-    <w:p>
-      <w:r>
-        <w:t>По дороге ваши люди считают детали на резном фасаде и ловят строку, которой в самом старом списке нет. Под рукой каллиграфа выводят тушью своё слово арабской вязью. Измеряют медный пенал и выясняют, сколько листов в него входило. Слушают свидетельницу той ночи, причём половина команд услышит одну версию, половина другую. И задают вопросы последнему свидетелю, который отвечает ровно на то, о чём его спросили.</w:t>
-      </w:r>
-    </w:p>
-    <w:p>
-      <w:r>
-        <w:t>Финал под аркой Баб-Зувейлы. Письмо собирается на панели из шести слов, написанных вашими людьми своей рукой, а порядок слов задают числа, добытые на фасаде: собрать строку можно только всей группой сразу. Последняя строка письма адресована вашей компании.</w:t>
+        <w:t>Предлагаю на {{дату}} программу для {{30}} человек. Ниже описание, а стоимость и свободные даты пришлю отдельно.</w:t>
       </w:r>
     </w:p>
     <w:p>
@@ -296,10 +276,22 @@
         <w:rPr>
           <w:b/>
         </w:rPr>
-        <w:t>Что останется у гостей:</w:t>
+        <w:t>Что это</w:t>
       </w:r>
+    </w:p>
+    <w:p>
       <w:r>
-        <w:t xml:space="preserve"> карточка со своим словом, написанным тушью под рукой мастера, копия собранного письма с переводом и фрагмент солнечной печати.</w:t>
+        <w:t>«Четыре руки, одно письмо» — командный квест на улице Аль-Муизз в старом Каире. Длится 4 часа. Подходит для групп от 20 до 100 человек. Гости делятся на команды по 5 человек.</w:t>
+      </w:r>
+    </w:p>
+    <w:p>
+      <w:r>
+        <w:t>Старт у северных ворот города Баб-эль-Футух, финиш у южных ворот Баб-Зувейла. У каждого гостя наушники с радиогидом: улица шумная, а так все слышат ведущую.</w:t>
+      </w:r>
+    </w:p>
+    <w:p>
+      <w:r>
+        <w:t>По сюжету, в 1347 году один человек написал письмо. Он передал его через четырёх людей: каллиграфа, хозяйку гостиницы, медника и переписчика. Один из четверых подменил текст. Задача команд — понять, кто это сделал.</w:t>
       </w:r>
     </w:p>
     <w:p>
@@ -307,10 +299,66 @@
         <w:rPr>
           <w:b/>
         </w:rPr>
-        <w:t>Формат:</w:t>
+        <w:t>Как проходит</w:t>
       </w:r>
+    </w:p>
+    <w:p>
       <w:r>
-        <w:t xml:space="preserve"> {{30}} гостей, команды по пять, 4 часа на месте. Полтора километра пешком по улице, вся группа в радиогидах с наушниками. Летом старт ранний или вечерний, вода на каждой остановке.</w:t>
+        <w:t>На маршруте пять остановок и финал. На каждой остановке команды получают один факт для ответа.</w:t>
+      </w:r>
+    </w:p>
+    <w:p>
+      <w:pPr>
+        <w:pStyle w:val="ListNumber"/>
+        <w:spacing w:after="60"/>
+      </w:pPr>
+      <w:r>
+        <w:t>Сбор у северных ворот. Ведущая рассказывает историю и делит гостей на команды. Каждая команда получает папку с бумагами.</w:t>
+      </w:r>
+    </w:p>
+    <w:p>
+      <w:pPr>
+        <w:pStyle w:val="ListNumber"/>
+        <w:spacing w:after="60"/>
+      </w:pPr>
+      <w:r>
+        <w:t>Старинная мечеть. В письме написано, сколько ниш над дверью. Команды считают их на самом фасаде и сравнивают с текстом письма.</w:t>
+      </w:r>
+    </w:p>
+    <w:p>
+      <w:pPr>
+        <w:pStyle w:val="ListNumber"/>
+        <w:spacing w:after="60"/>
+      </w:pPr>
+      <w:r>
+        <w:t>Двор мастеров. За одним столом настоящий каллиграф. Команды сравнивают почерк на двух листах. Потом каждый гость пишет одно слово арабскими буквами тростниковым пером.</w:t>
+      </w:r>
+    </w:p>
+    <w:p>
+      <w:pPr>
+        <w:pStyle w:val="ListNumber"/>
+        <w:spacing w:after="60"/>
+      </w:pPr>
+      <w:r>
+        <w:t>За вторым столом медник. Команды проверяют, сколько листов бумаги входит в медный пенал. Это трубка, в которой раньше возили письма.</w:t>
+      </w:r>
+    </w:p>
+    <w:p>
+      <w:pPr>
+        <w:pStyle w:val="ListNumber"/>
+        <w:spacing w:after="60"/>
+      </w:pPr>
+      <w:r>
+        <w:t>Кафе. Гости отдыхают и пьют напитки. К каждому столу подходит актриса и рассказывает, что видела в ту ночь. Половине команд она говорит одну версию, половине другую. Потом командам нужно сравнить, что они услышали.</w:t>
+      </w:r>
+    </w:p>
+    <w:p>
+      <w:pPr>
+        <w:pStyle w:val="ListNumber"/>
+        <w:spacing w:after="60"/>
+      </w:pPr>
+      <w:r>
+        <w:t>Южные ворота. Актёр играет последнего свидетеля. Каждая команда задаёт ему три вопроса.</w:t>
       </w:r>
     </w:p>
     <w:p>
@@ -318,10 +366,17 @@
         <w:rPr>
           <w:b/>
         </w:rPr>
-        <w:t>Входит:</w:t>
+        <w:t>Чем заканчивается</w:t>
       </w:r>
+    </w:p>
+    <w:p>
       <w:r>
-        <w:t xml:space="preserve"> трансфер от отеля и обратно, ведущая и три помощника, приглашённые каллиграф и медник, радиогиды, остановка с напитками в забронированном зале, площадка финала у ворот, весь реквизит и печатные материалы, копии письма гостям.</w:t>
+        <w:t>Под воротами стоит доска с текстом письма. В нём шесть пустых мест. Команды вставляют туда слова, которые сами написали у каллиграфа. Потом голосуют, кто подменил письмо. Ведущая открывает конверт с ответом. Актёр, который играл виновного, выходит и признаётся.</w:t>
+      </w:r>
+    </w:p>
+    <w:p>
+      <w:r>
+        <w:t>Последнюю строку письма мы пишем заранее про вашу компанию. Для этого перед программой вы отвечаете на пять коротких вопросов о компании.</w:t>
       </w:r>
     </w:p>
     <w:p>
@@ -329,29 +384,113 @@
         <w:rPr>
           <w:b/>
         </w:rPr>
-        <w:t>Стоимость:</w:t>
+        <w:t>Что входит</w:t>
       </w:r>
+    </w:p>
+    <w:p>
+      <w:pPr>
+        <w:pStyle w:val="ListBullet"/>
+        <w:spacing w:after="60"/>
+      </w:pPr>
       <w:r>
-        <w:t xml:space="preserve"> {{сумма}} за группу из {{30}} человек. </w:t>
+        <w:t>Трансфер от отеля и обратно</w:t>
       </w:r>
+    </w:p>
+    <w:p>
+      <w:pPr>
+        <w:pStyle w:val="ListBullet"/>
+        <w:spacing w:after="60"/>
+      </w:pPr>
+      <w:r>
+        <w:t>Ведущая, помощники, два актёра</w:t>
+      </w:r>
+    </w:p>
+    <w:p>
+      <w:pPr>
+        <w:pStyle w:val="ListBullet"/>
+        <w:spacing w:after="60"/>
+      </w:pPr>
+      <w:r>
+        <w:t>Настоящие каллиграф и медник</w:t>
+      </w:r>
+    </w:p>
+    <w:p>
+      <w:pPr>
+        <w:pStyle w:val="ListBullet"/>
+        <w:spacing w:after="60"/>
+      </w:pPr>
+      <w:r>
+        <w:t>Наушники с радиогидом для каждого гостя</w:t>
+      </w:r>
+    </w:p>
+    <w:p>
+      <w:pPr>
+        <w:pStyle w:val="ListBullet"/>
+        <w:spacing w:after="60"/>
+      </w:pPr>
+      <w:r>
+        <w:t>Напитки в кафе</w:t>
+      </w:r>
+    </w:p>
+    <w:p>
+      <w:pPr>
+        <w:pStyle w:val="ListBullet"/>
+        <w:spacing w:after="60"/>
+      </w:pPr>
+      <w:r>
+        <w:t>Аренда площадок и весь реквизит</w:t>
+      </w:r>
+    </w:p>
+    <w:p>
       <w:r>
         <w:rPr>
           <w:b/>
         </w:rPr>
-        <w:t>Сроки подготовки:</w:t>
-      </w:r>
-      <w:r>
-        <w:t xml:space="preserve"> пять недель с момента брони. В эти недели входит разведка на месте, изготовление реквизита и персональная часть финала.</w:t>
+        <w:t>Что остаётся гостям</w:t>
       </w:r>
     </w:p>
     <w:p>
       <w:r>
-        <w:t>Могу забронировать дату на {{срок}}, пока она свободна. Готова созвониться {{вариант времени}}.</w:t>
+        <w:t>Карточка со словом, которое гость сам написал тушью. Копия собранного письма с переводом. Общие фотографии.</w:t>
       </w:r>
     </w:p>
     <w:p>
       <w:r>
-        <w:t>С уважением, Ксения Усачёва, La Royal Event baxgat@yandex.ru · WhatsApp +20 110 100 5061</w:t>
+        <w:rPr>
+          <w:b/>
+        </w:rPr>
+        <w:t>Формат</w:t>
+      </w:r>
+    </w:p>
+    <w:p>
+      <w:r>
+        <w:t>4 часа. Пешком около 1,5 км. Летом начинаем рано утром или вечером. Вода на каждой остановке. Подготовка занимает 5 недель.</w:t>
+      </w:r>
+    </w:p>
+    <w:p>
+      <w:r>
+        <w:t>Ксения Усачёва, La Royal Event baxgat@yandex.ru · WhatsApp +20 110 100 5061</w:t>
+      </w:r>
+    </w:p>
+    <w:p>
+      <w:pPr>
+        <w:spacing w:before="120" w:after="120"/>
+        <w:pBdr>
+          <w:bottom w:val="single" w:sz="4" w:space="1" w:color="C8BFD4"/>
+        </w:pBdr>
+      </w:pPr>
+    </w:p>
+    <w:p>
+      <w:pPr>
+        <w:pStyle w:val="Heading3"/>
+      </w:pPr>
+      <w:r>
+        <w:t>Короткая версия для мессенджера</w:t>
+      </w:r>
+    </w:p>
+    <w:p>
+      <w:r>
+        <w:t>«Четыре руки, одно письмо» — командный квест для компании в старом Каире. Длится 4 часа. Гости делятся на команды по 5 человек и идут по старой улице от одних городских ворот до других, около 1,5 км. По сюжету, в 1347 году один из четырёх человек подменил текст письма. Команды собирают факты и решают, кто это сделал. По пути гости считают детали на старинном фасаде, пишут слово пером у настоящего каллиграфа, проверяют медную трубку для писем у медника, слушают актрису в кафе и задают вопросы актёру. В конце команды вместе собирают письмо. Последнюю строку письма мы пишем про вашу компанию. Программа для групп от 20 до 100 человек. Ксения Усачёва, La Royal Event: WhatsApp +20 110 100 5061, почта baxgat@yandex.ru.</w:t>
       </w:r>
     </w:p>
     <w:p>
